--- a/docs/MyHR_Developer_Guide.docx
+++ b/docs/MyHR_Developer_Guide.docx
@@ -187,7 +187,7 @@
           </w:tcPr>
           <w:p>
             <w:r>
-              <w:t>17 May 2026</w:t>
+              <w:t>21 May 2026</w:t>
             </w:r>
           </w:p>
         </w:tc>
@@ -425,7 +425,7 @@
           </w:tcPr>
           <w:p>
             <w:r>
-              <w:t>Structured schema, relationships, and safer queries.</w:t>
+              <w:t>Structured schema, relationships, indexes, eager loading, and safer queries.</w:t>
             </w:r>
           </w:p>
         </w:tc>
@@ -558,6 +558,38 @@
           </w:p>
         </w:tc>
       </w:tr>
+      <w:tr>
+        <w:tc>
+          <w:tcPr>
+            <w:tcW w:type="dxa" w:w="3360"/>
+          </w:tcPr>
+          <w:p>
+            <w:r>
+              <w:t>Performance pattern</w:t>
+            </w:r>
+          </w:p>
+        </w:tc>
+        <w:tc>
+          <w:tcPr>
+            <w:tcW w:type="dxa" w:w="3360"/>
+          </w:tcPr>
+          <w:p>
+            <w:r>
+              <w:t>Pagination and batch calculations</w:t>
+            </w:r>
+          </w:p>
+        </w:tc>
+        <w:tc>
+          <w:tcPr>
+            <w:tcW w:type="dxa" w:w="3360"/>
+          </w:tcPr>
+          <w:p>
+            <w:r>
+              <w:t>Keeps employee, dashboard, and history screens responsive as data grows.</w:t>
+            </w:r>
+          </w:p>
+        </w:tc>
+      </w:tr>
     </w:tbl>
     <w:p/>
     <w:p>
@@ -581,7 +613,7 @@
         <w:pStyle w:val="CodeBlock"/>
       </w:pPr>
       <w:r>
-        <w:t xml:space="preserve">  main.py</w:t>
+        <w:t>|-- main.py</w:t>
       </w:r>
     </w:p>
     <w:p>
@@ -589,7 +621,7 @@
         <w:pStyle w:val="CodeBlock"/>
       </w:pPr>
       <w:r>
-        <w:t xml:space="preserve">  requirements.txt</w:t>
+        <w:t>|-- requirements.txt</w:t>
       </w:r>
     </w:p>
     <w:p>
@@ -597,7 +629,7 @@
         <w:pStyle w:val="CodeBlock"/>
       </w:pPr>
       <w:r>
-        <w:t xml:space="preserve">  README.md</w:t>
+        <w:t>|-- README.md</w:t>
       </w:r>
     </w:p>
     <w:p>
@@ -605,7 +637,7 @@
         <w:pStyle w:val="CodeBlock"/>
       </w:pPr>
       <w:r>
-        <w:t xml:space="preserve">  docs/</w:t>
+        <w:t>|-- myhr.db</w:t>
       </w:r>
     </w:p>
     <w:p>
@@ -613,7 +645,7 @@
         <w:pStyle w:val="CodeBlock"/>
       </w:pPr>
       <w:r>
-        <w:t xml:space="preserve">  scripts/seed_demo_company.py</w:t>
+        <w:t>|-- assets/</w:t>
       </w:r>
     </w:p>
     <w:p>
@@ -621,7 +653,7 @@
         <w:pStyle w:val="CodeBlock"/>
       </w:pPr>
       <w:r>
-        <w:t xml:space="preserve">  src/</w:t>
+        <w:t>|-- docs/</w:t>
       </w:r>
     </w:p>
     <w:p>
@@ -629,7 +661,7 @@
         <w:pStyle w:val="CodeBlock"/>
       </w:pPr>
       <w:r>
-        <w:t xml:space="preserve">    core/app_settings.py</w:t>
+        <w:t>|   |-- MyHR_User_Guide.docx</w:t>
       </w:r>
     </w:p>
     <w:p>
@@ -637,7 +669,7 @@
         <w:pStyle w:val="CodeBlock"/>
       </w:pPr>
       <w:r>
-        <w:t xml:space="preserve">    core/i18n.py</w:t>
+        <w:t>|   `-- MyHR_Developer_Guide.docx</w:t>
       </w:r>
     </w:p>
     <w:p>
@@ -645,7 +677,7 @@
         <w:pStyle w:val="CodeBlock"/>
       </w:pPr>
       <w:r>
-        <w:t xml:space="preserve">    database/models.py</w:t>
+        <w:t>|-- scripts/</w:t>
       </w:r>
     </w:p>
     <w:p>
@@ -653,7 +685,7 @@
         <w:pStyle w:val="CodeBlock"/>
       </w:pPr>
       <w:r>
-        <w:t xml:space="preserve">    database/connection.py</w:t>
+        <w:t>|   |-- generate_docs.py</w:t>
       </w:r>
     </w:p>
     <w:p>
@@ -661,7 +693,7 @@
         <w:pStyle w:val="CodeBlock"/>
       </w:pPr>
       <w:r>
-        <w:t xml:space="preserve">    ui/login_window.py</w:t>
+        <w:t>|   `-- seed_demo_company.py</w:t>
       </w:r>
     </w:p>
     <w:p>
@@ -669,7 +701,7 @@
         <w:pStyle w:val="CodeBlock"/>
       </w:pPr>
       <w:r>
-        <w:t xml:space="preserve">    ui/main_window.py</w:t>
+        <w:t>`-- src/</w:t>
       </w:r>
     </w:p>
     <w:p>
@@ -677,7 +709,7 @@
         <w:pStyle w:val="CodeBlock"/>
       </w:pPr>
       <w:r>
-        <w:t xml:space="preserve">    ui/styles.py</w:t>
+        <w:t xml:space="preserve">    |-- core/</w:t>
       </w:r>
     </w:p>
     <w:p>
@@ -685,7 +717,7 @@
         <w:pStyle w:val="CodeBlock"/>
       </w:pPr>
       <w:r>
-        <w:t xml:space="preserve">    ui/pages/dashboard.py</w:t>
+        <w:t xml:space="preserve">    |   |-- app_settings.py</w:t>
       </w:r>
     </w:p>
     <w:p>
@@ -693,7 +725,7 @@
         <w:pStyle w:val="CodeBlock"/>
       </w:pPr>
       <w:r>
-        <w:t xml:space="preserve">    ui/pages/employees.py</w:t>
+        <w:t xml:space="preserve">    |   `-- i18n.py</w:t>
       </w:r>
     </w:p>
     <w:p>
@@ -701,7 +733,7 @@
         <w:pStyle w:val="CodeBlock"/>
       </w:pPr>
       <w:r>
-        <w:t xml:space="preserve">    ui/pages/hierarchy.py</w:t>
+        <w:t xml:space="preserve">    |-- database/</w:t>
       </w:r>
     </w:p>
     <w:p>
@@ -709,7 +741,7 @@
         <w:pStyle w:val="CodeBlock"/>
       </w:pPr>
       <w:r>
-        <w:t xml:space="preserve">    ui/pages/promotions.py</w:t>
+        <w:t xml:space="preserve">    |   |-- models.py</w:t>
       </w:r>
     </w:p>
     <w:p>
@@ -717,7 +749,7 @@
         <w:pStyle w:val="CodeBlock"/>
       </w:pPr>
       <w:r>
-        <w:t xml:space="preserve">    ui/pages/commendations.py</w:t>
+        <w:t xml:space="preserve">    |   `-- connection.py</w:t>
       </w:r>
     </w:p>
     <w:p>
@@ -725,7 +757,7 @@
         <w:pStyle w:val="CodeBlock"/>
       </w:pPr>
       <w:r>
-        <w:t xml:space="preserve">    ui/pages/sanctions.py</w:t>
+        <w:t xml:space="preserve">    `-- ui/</w:t>
       </w:r>
     </w:p>
     <w:p>
@@ -733,7 +765,7 @@
         <w:pStyle w:val="CodeBlock"/>
       </w:pPr>
       <w:r>
-        <w:t xml:space="preserve">    ui/pages/audit_log.py</w:t>
+        <w:t xml:space="preserve">        |-- login_window.py</w:t>
       </w:r>
     </w:p>
     <w:p>
@@ -741,7 +773,7 @@
         <w:pStyle w:val="CodeBlock"/>
       </w:pPr>
       <w:r>
-        <w:t xml:space="preserve">    ui/pages/import_data.py</w:t>
+        <w:t xml:space="preserve">        |-- main_window.py</w:t>
       </w:r>
     </w:p>
     <w:p>
@@ -749,7 +781,87 @@
         <w:pStyle w:val="CodeBlock"/>
       </w:pPr>
       <w:r>
-        <w:t xml:space="preserve">    ui/pages/settings.py</w:t>
+        <w:t xml:space="preserve">        |-- styles.py</w:t>
+      </w:r>
+    </w:p>
+    <w:p>
+      <w:pPr>
+        <w:pStyle w:val="CodeBlock"/>
+      </w:pPr>
+      <w:r>
+        <w:t xml:space="preserve">        `-- pages/</w:t>
+      </w:r>
+    </w:p>
+    <w:p>
+      <w:pPr>
+        <w:pStyle w:val="CodeBlock"/>
+      </w:pPr>
+      <w:r>
+        <w:t xml:space="preserve">            |-- dashboard.py</w:t>
+      </w:r>
+    </w:p>
+    <w:p>
+      <w:pPr>
+        <w:pStyle w:val="CodeBlock"/>
+      </w:pPr>
+      <w:r>
+        <w:t xml:space="preserve">            |-- employees.py</w:t>
+      </w:r>
+    </w:p>
+    <w:p>
+      <w:pPr>
+        <w:pStyle w:val="CodeBlock"/>
+      </w:pPr>
+      <w:r>
+        <w:t xml:space="preserve">            |-- hierarchy.py</w:t>
+      </w:r>
+    </w:p>
+    <w:p>
+      <w:pPr>
+        <w:pStyle w:val="CodeBlock"/>
+      </w:pPr>
+      <w:r>
+        <w:t xml:space="preserve">            |-- promotions.py</w:t>
+      </w:r>
+    </w:p>
+    <w:p>
+      <w:pPr>
+        <w:pStyle w:val="CodeBlock"/>
+      </w:pPr>
+      <w:r>
+        <w:t xml:space="preserve">            |-- commendations.py</w:t>
+      </w:r>
+    </w:p>
+    <w:p>
+      <w:pPr>
+        <w:pStyle w:val="CodeBlock"/>
+      </w:pPr>
+      <w:r>
+        <w:t xml:space="preserve">            |-- sanctions.py</w:t>
+      </w:r>
+    </w:p>
+    <w:p>
+      <w:pPr>
+        <w:pStyle w:val="CodeBlock"/>
+      </w:pPr>
+      <w:r>
+        <w:t xml:space="preserve">            |-- audit_log.py</w:t>
+      </w:r>
+    </w:p>
+    <w:p>
+      <w:pPr>
+        <w:pStyle w:val="CodeBlock"/>
+      </w:pPr>
+      <w:r>
+        <w:t xml:space="preserve">            |-- import_data.py</w:t>
+      </w:r>
+    </w:p>
+    <w:p>
+      <w:pPr>
+        <w:pStyle w:val="CodeBlock"/>
+      </w:pPr>
+      <w:r>
+        <w:t xml:space="preserve">            `-- settings.py</w:t>
       </w:r>
     </w:p>
     <w:p/>
@@ -1343,6 +1455,46 @@
     <w:p/>
     <w:p>
       <w:pPr>
+        <w:pStyle w:val="Heading2"/>
+      </w:pPr>
+      <w:r>
+        <w:t>Performance indexes</w:t>
+      </w:r>
+    </w:p>
+    <w:p>
+      <w:pPr>
+        <w:pStyle w:val="ListBullet"/>
+      </w:pPr>
+      <w:r>
+        <w:t>employee is indexed by status, employee_id, work_email, title_id, org_unit_id, and reports_to_id.</w:t>
+      </w:r>
+    </w:p>
+    <w:p>
+      <w:pPr>
+        <w:pStyle w:val="ListBullet"/>
+      </w:pPr>
+      <w:r>
+        <w:t>org_unit is indexed by parent_id and name.</w:t>
+      </w:r>
+    </w:p>
+    <w:p>
+      <w:pPr>
+        <w:pStyle w:val="ListBullet"/>
+      </w:pPr>
+      <w:r>
+        <w:t>promotion_history and salary_increment_history are indexed by employee/date.</w:t>
+      </w:r>
+    </w:p>
+    <w:p>
+      <w:pPr>
+        <w:pStyle w:val="ListBullet"/>
+      </w:pPr>
+      <w:r>
+        <w:t>commendation_employee, commendation, sanction, and audit_log have indexes for the list and race queries used by the UI.</w:t>
+      </w:r>
+    </w:p>
+    <w:p>
+      <w:pPr>
         <w:pStyle w:val="Heading1"/>
       </w:pPr>
       <w:r>
@@ -1415,6 +1567,11 @@
       </w:r>
     </w:p>
     <w:p>
+      <w:r>
+        <w:t>seed_demo_company.py creates an OTHERS branch with an Other Employees Head reporting to the CEO, then adds Janitor, Cleaner, Window Cleaner, Security Guard, and Painter examples below that head.</w:t>
+      </w:r>
+    </w:p>
+    <w:p>
       <w:pPr>
         <w:pStyle w:val="Heading2"/>
       </w:pPr>
@@ -1425,6 +1582,19 @@
     <w:p>
       <w:r>
         <w:t>The hierarchy enforces exactly one organization and parent order organization -&gt; division -&gt; department -&gt; unit -&gt; team -&gt; position. Disabled dropdown options and save-time validation prevent invalid structures and parent cycles.</w:t>
+      </w:r>
+    </w:p>
+    <w:p>
+      <w:pPr>
+        <w:pStyle w:val="Heading2"/>
+      </w:pPr>
+      <w:r>
+        <w:t>Performance-sensitive screens</w:t>
+      </w:r>
+    </w:p>
+    <w:p>
+      <w:r>
+        <w:t>Dashboard and Promotion Eligibility use calculate_months_remaining_batch to preserve the same formula as calculate_months_remaining while loading rules, commendations, sanctions, titles, and promotion history once per list refresh. Employee Management uses database-side filtering and 50-row pagination. Promotion History lazy-loads only when its tab is opened and renders 25 rows per page.</w:t>
       </w:r>
     </w:p>
     <w:p>
@@ -1506,6 +1676,11 @@
       </w:r>
     </w:p>
     <w:p>
+      <w:r>
+        <w:t>The batch race calculator is verified against the single-employee calculator and must remain mathematically identical. It exists only to avoid repeated queries on list screens.</w:t>
+      </w:r>
+    </w:p>
+    <w:p>
       <w:pPr>
         <w:pStyle w:val="Heading1"/>
       </w:pPr>
@@ -1691,6 +1866,14 @@
     </w:p>
     <w:p>
       <w:pPr>
+        <w:pStyle w:val="ListBullet"/>
+      </w:pPr>
+      <w:r>
+        <w:t>Paginate employee and promotion history tables so the UI remains usable with thousands of records.</w:t>
+      </w:r>
+    </w:p>
+    <w:p>
+      <w:pPr>
         <w:pStyle w:val="Heading1"/>
       </w:pPr>
       <w:r>
@@ -1751,6 +1934,14 @@
       </w:pPr>
       <w:r>
         <w:t>Simple backup and export for operational safety.</w:t>
+      </w:r>
+    </w:p>
+    <w:p>
+      <w:pPr>
+        <w:pStyle w:val="ListBullet"/>
+      </w:pPr>
+      <w:r>
+        <w:t>Bounded rendering and indexed queries for larger employee datasets.</w:t>
       </w:r>
     </w:p>
     <w:p>
@@ -3002,7 +3193,7 @@
         <w:pStyle w:val="ListBullet"/>
       </w:pPr>
       <w:r>
-        <w:t>Add automated tests for race math, import validation, access control, user management, and audit snapshots.</w:t>
+        <w:t>Add automated tests for race math, import validation, access control, user management, audit snapshots, and performance-sensitive list pages.</w:t>
       </w:r>
     </w:p>
     <w:p>
